--- a/app/templates/summary_template.docx
+++ b/app/templates/summary_template.docx
@@ -4,119 +4,22 @@
   <w:body>
     <w:p>
       <w:pPr>
-        <w:pStyle w:val="Title"/>
+        <w:jc w:val="center"/>
       </w:pPr>
       <w:r>
-        <w:t>{{ title }}</w:t>
-      </w:r>
-    </w:p>
-    <w:p>
-      <w:r>
         <w:rPr>
-          <w:sz w:val="20"/>
+          <w:rFonts w:ascii="宋体" w:hAnsi="宋体" w:eastAsia="宋体"/>
+          <w:b/>
+          <w:sz w:val="36"/>
         </w:rPr>
-        <w:t>会议时间：{{ meeting_time }}    参会人员：{{ participants }}</w:t>
-      </w:r>
-    </w:p>
-    <w:p>
-      <w:r>
-        <w:t>{%p if degraded %}</w:t>
-      </w:r>
-    </w:p>
-    <w:p>
-      <w:pPr>
-        <w:pStyle w:val="Heading1"/>
-      </w:pPr>
-      <w:r>
-        <w:t>会议纪要</w:t>
-      </w:r>
-    </w:p>
-    <w:p>
-      <w:r>
-        <w:t>{{ plain_text }}</w:t>
-      </w:r>
-    </w:p>
-    <w:p>
-      <w:r>
-        <w:t>{%p endif %}</w:t>
-      </w:r>
-    </w:p>
-    <w:p>
-      <w:r>
-        <w:t>{%p if not degraded %}</w:t>
-      </w:r>
-    </w:p>
-    <w:p>
-      <w:pPr>
-        <w:pStyle w:val="Heading1"/>
-      </w:pPr>
-      <w:r>
-        <w:t>会议总结</w:t>
-      </w:r>
-    </w:p>
-    <w:p>
-      <w:r>
-        <w:t>{{ summary }}</w:t>
-      </w:r>
-    </w:p>
-    <w:p>
-      <w:pPr>
-        <w:pStyle w:val="Heading1"/>
-      </w:pPr>
-      <w:r>
-        <w:t>讨论事项</w:t>
-      </w:r>
-    </w:p>
-    <w:p>
-      <w:r>
-        <w:t>{%p for d in discussions %}</w:t>
-      </w:r>
-    </w:p>
-    <w:p>
-      <w:r>
-        <w:t>{{ loop.index }}. {{ d }}</w:t>
-      </w:r>
-    </w:p>
-    <w:p>
-      <w:r>
-        <w:t>{%p endfor %}</w:t>
-      </w:r>
-    </w:p>
-    <w:p>
-      <w:pPr>
-        <w:pStyle w:val="Heading1"/>
-      </w:pPr>
-      <w:r>
-        <w:t>决策事项</w:t>
-      </w:r>
-    </w:p>
-    <w:p>
-      <w:r>
-        <w:t>{%p for d in decisions %}</w:t>
-      </w:r>
-    </w:p>
-    <w:p>
-      <w:r>
-        <w:t>{{ loop.index }}. {{ d }}</w:t>
-      </w:r>
-    </w:p>
-    <w:p>
-      <w:r>
-        <w:t>{%p endfor %}</w:t>
-      </w:r>
-    </w:p>
-    <w:p>
-      <w:pPr>
-        <w:pStyle w:val="Heading1"/>
-      </w:pPr>
-      <w:r>
-        <w:t>TODO</w:t>
+        <w:t>会 议 纪 要</w:t>
       </w:r>
     </w:p>
     <w:tbl>
       <w:tblPr>
         <w:tblStyle w:val="TableGrid"/>
         <w:tblW w:type="auto" w:w="0"/>
+        <w:tblLayout w:type="fixed"/>
         <w:tblLook w:firstColumn="1" w:firstRow="1" w:lastColumn="0" w:lastRow="0" w:noHBand="0" w:noVBand="1" w:val="04A0"/>
       </w:tblPr>
       <w:tblGrid>
@@ -128,41 +31,40 @@
       <w:tr>
         <w:tc>
           <w:tcPr>
-            <w:tcW w:type="dxa" w:w="2160"/>
+            <w:tcW w:type="dxa" w:w="1474"/>
+            <w:vAlign w:val="center"/>
           </w:tcPr>
           <w:p>
+            <w:pPr>
+              <w:jc w:val="center"/>
+            </w:pPr>
             <w:r>
-              <w:t>事项</w:t>
+              <w:rPr>
+                <w:rFonts w:ascii="宋体" w:hAnsi="宋体" w:eastAsia="宋体"/>
+                <w:b/>
+                <w:sz w:val="24"/>
+              </w:rPr>
+              <w:t>会议主题</w:t>
             </w:r>
           </w:p>
         </w:tc>
         <w:tc>
           <w:tcPr>
-            <w:tcW w:type="dxa" w:w="2160"/>
+            <w:tcW w:type="dxa" w:w="7824"/>
+            <w:gridSpan w:val="3"/>
+            <w:vAlign w:val="center"/>
           </w:tcPr>
           <w:p>
+            <w:pPr>
+              <w:jc w:val="center"/>
+            </w:pPr>
             <w:r>
-              <w:t>负责人</w:t>
-            </w:r>
-          </w:p>
-        </w:tc>
-        <w:tc>
-          <w:tcPr>
-            <w:tcW w:type="dxa" w:w="2160"/>
-          </w:tcPr>
-          <w:p>
-            <w:r>
-              <w:t>截止时间</w:t>
-            </w:r>
-          </w:p>
-        </w:tc>
-        <w:tc>
-          <w:tcPr>
-            <w:tcW w:type="dxa" w:w="2160"/>
-          </w:tcPr>
-          <w:p>
-            <w:r>
-              <w:t>来源</w:t>
+              <w:rPr>
+                <w:rFonts w:ascii="宋体" w:hAnsi="宋体" w:eastAsia="宋体"/>
+                <w:b w:val="0"/>
+                <w:sz w:val="24"/>
+              </w:rPr>
+              <w:t>{{ title }}</w:t>
             </w:r>
           </w:p>
         </w:tc>
@@ -170,71 +72,77 @@
       <w:tr>
         <w:tc>
           <w:tcPr>
-            <w:tcW w:type="dxa" w:w="2160"/>
+            <w:tcW w:type="dxa" w:w="1474"/>
+            <w:vAlign w:val="center"/>
           </w:tcPr>
           <w:p>
+            <w:pPr>
+              <w:jc w:val="center"/>
+            </w:pPr>
             <w:r>
-              <w:t>{%tr for t in todos %}</w:t>
+              <w:rPr>
+                <w:rFonts w:ascii="宋体" w:hAnsi="宋体" w:eastAsia="宋体"/>
+                <w:b/>
+                <w:sz w:val="24"/>
+              </w:rPr>
+              <w:t>会议时间</w:t>
             </w:r>
           </w:p>
         </w:tc>
         <w:tc>
           <w:tcPr>
-            <w:tcW w:type="dxa" w:w="2160"/>
-          </w:tcPr>
-          <w:p/>
-        </w:tc>
-        <w:tc>
-          <w:tcPr>
-            <w:tcW w:type="dxa" w:w="2160"/>
-          </w:tcPr>
-          <w:p/>
-        </w:tc>
-        <w:tc>
-          <w:tcPr>
-            <w:tcW w:type="dxa" w:w="2160"/>
-          </w:tcPr>
-          <w:p/>
-        </w:tc>
-      </w:tr>
-      <w:tr>
-        <w:tc>
-          <w:tcPr>
-            <w:tcW w:type="dxa" w:w="2160"/>
+            <w:tcW w:type="dxa" w:w="3175"/>
+            <w:vAlign w:val="center"/>
           </w:tcPr>
           <w:p>
+            <w:pPr>
+              <w:jc w:val="center"/>
+            </w:pPr>
             <w:r>
-              <w:t>{{ t.task }}</w:t>
+              <w:rPr>
+                <w:rFonts w:ascii="宋体" w:hAnsi="宋体" w:eastAsia="宋体"/>
+                <w:b w:val="0"/>
+                <w:sz w:val="24"/>
+              </w:rPr>
+              <w:t>{{ meeting_time }}</w:t>
             </w:r>
           </w:p>
         </w:tc>
         <w:tc>
           <w:tcPr>
-            <w:tcW w:type="dxa" w:w="2160"/>
+            <w:tcW w:type="dxa" w:w="1474"/>
+            <w:vAlign w:val="center"/>
           </w:tcPr>
           <w:p>
+            <w:pPr>
+              <w:jc w:val="center"/>
+            </w:pPr>
             <w:r>
-              <w:t>{{ t.owner }}</w:t>
+              <w:rPr>
+                <w:rFonts w:ascii="宋体" w:hAnsi="宋体" w:eastAsia="宋体"/>
+                <w:b/>
+                <w:sz w:val="24"/>
+              </w:rPr>
+              <w:t>会议地点</w:t>
             </w:r>
           </w:p>
         </w:tc>
         <w:tc>
           <w:tcPr>
-            <w:tcW w:type="dxa" w:w="2160"/>
+            <w:tcW w:type="dxa" w:w="3175"/>
+            <w:vAlign w:val="center"/>
           </w:tcPr>
           <w:p>
+            <w:pPr>
+              <w:jc w:val="center"/>
+            </w:pPr>
             <w:r>
-              <w:t>{{ t.deadline }}</w:t>
-            </w:r>
-          </w:p>
-        </w:tc>
-        <w:tc>
-          <w:tcPr>
-            <w:tcW w:type="dxa" w:w="2160"/>
-          </w:tcPr>
-          <w:p>
-            <w:r>
-              <w:t>{{ t.source }}</w:t>
+              <w:rPr>
+                <w:rFonts w:ascii="宋体" w:hAnsi="宋体" w:eastAsia="宋体"/>
+                <w:b w:val="0"/>
+                <w:sz w:val="24"/>
+              </w:rPr>
+              <w:t>{{ location }}</w:t>
             </w:r>
           </w:p>
         </w:tc>
@@ -242,39 +150,344 @@
       <w:tr>
         <w:tc>
           <w:tcPr>
-            <w:tcW w:type="dxa" w:w="2160"/>
+            <w:tcW w:type="dxa" w:w="1474"/>
+            <w:vAlign w:val="center"/>
           </w:tcPr>
           <w:p>
+            <w:pPr>
+              <w:jc w:val="center"/>
+            </w:pPr>
             <w:r>
-              <w:t>{%tr endfor %}</w:t>
+              <w:rPr>
+                <w:rFonts w:ascii="宋体" w:hAnsi="宋体" w:eastAsia="宋体"/>
+                <w:b/>
+                <w:sz w:val="24"/>
+              </w:rPr>
+              <w:t>会议主持</w:t>
             </w:r>
           </w:p>
         </w:tc>
         <w:tc>
           <w:tcPr>
-            <w:tcW w:type="dxa" w:w="2160"/>
+            <w:tcW w:type="dxa" w:w="3175"/>
+            <w:vAlign w:val="center"/>
           </w:tcPr>
-          <w:p/>
+          <w:p>
+            <w:pPr>
+              <w:jc w:val="center"/>
+            </w:pPr>
+            <w:r>
+              <w:rPr>
+                <w:rFonts w:ascii="宋体" w:hAnsi="宋体" w:eastAsia="宋体"/>
+                <w:b w:val="0"/>
+                <w:sz w:val="24"/>
+              </w:rPr>
+              <w:t>{{ host }}</w:t>
+            </w:r>
+          </w:p>
         </w:tc>
         <w:tc>
           <w:tcPr>
-            <w:tcW w:type="dxa" w:w="2160"/>
+            <w:tcW w:type="dxa" w:w="1474"/>
+            <w:vAlign w:val="center"/>
           </w:tcPr>
-          <w:p/>
+          <w:p>
+            <w:pPr>
+              <w:jc w:val="center"/>
+            </w:pPr>
+            <w:r>
+              <w:rPr>
+                <w:rFonts w:ascii="宋体" w:hAnsi="宋体" w:eastAsia="宋体"/>
+                <w:b/>
+                <w:sz w:val="24"/>
+              </w:rPr>
+              <w:t>参会人员</w:t>
+            </w:r>
+          </w:p>
         </w:tc>
         <w:tc>
           <w:tcPr>
-            <w:tcW w:type="dxa" w:w="2160"/>
+            <w:tcW w:type="dxa" w:w="3175"/>
+            <w:vAlign w:val="center"/>
           </w:tcPr>
-          <w:p/>
+          <w:p>
+            <w:pPr>
+              <w:jc w:val="center"/>
+            </w:pPr>
+            <w:r>
+              <w:rPr>
+                <w:rFonts w:ascii="宋体" w:hAnsi="宋体" w:eastAsia="宋体"/>
+                <w:b w:val="0"/>
+                <w:sz w:val="24"/>
+              </w:rPr>
+              <w:t>{{ participants }}</w:t>
+            </w:r>
+          </w:p>
+        </w:tc>
+      </w:tr>
+      <w:tr>
+        <w:tc>
+          <w:tcPr>
+            <w:tcW w:type="dxa" w:w="1474"/>
+            <w:vAlign w:val="center"/>
+          </w:tcPr>
+          <w:p>
+            <w:pPr>
+              <w:jc w:val="center"/>
+            </w:pPr>
+            <w:r>
+              <w:rPr>
+                <w:rFonts w:ascii="宋体" w:hAnsi="宋体" w:eastAsia="宋体"/>
+                <w:b/>
+                <w:sz w:val="24"/>
+              </w:rPr>
+              <w:t>记录人</w:t>
+            </w:r>
+          </w:p>
+        </w:tc>
+        <w:tc>
+          <w:tcPr>
+            <w:tcW w:type="dxa" w:w="3175"/>
+            <w:vAlign w:val="center"/>
+          </w:tcPr>
+          <w:p>
+            <w:pPr>
+              <w:jc w:val="center"/>
+            </w:pPr>
+            <w:r>
+              <w:rPr>
+                <w:rFonts w:ascii="宋体" w:hAnsi="宋体" w:eastAsia="宋体"/>
+                <w:b w:val="0"/>
+                <w:sz w:val="24"/>
+              </w:rPr>
+              <w:t>{{ recorder }}</w:t>
+            </w:r>
+          </w:p>
+        </w:tc>
+        <w:tc>
+          <w:tcPr>
+            <w:tcW w:type="dxa" w:w="1474"/>
+            <w:vAlign w:val="center"/>
+          </w:tcPr>
+          <w:p>
+            <w:pPr>
+              <w:jc w:val="center"/>
+            </w:pPr>
+            <w:r>
+              <w:rPr>
+                <w:rFonts w:ascii="宋体" w:hAnsi="宋体" w:eastAsia="宋体"/>
+                <w:b/>
+                <w:sz w:val="24"/>
+              </w:rPr>
+              <w:t>重要程度</w:t>
+            </w:r>
+          </w:p>
+        </w:tc>
+        <w:tc>
+          <w:tcPr>
+            <w:tcW w:type="dxa" w:w="3175"/>
+            <w:vAlign w:val="center"/>
+          </w:tcPr>
+          <w:p>
+            <w:pPr>
+              <w:jc w:val="center"/>
+            </w:pPr>
+            <w:r>
+              <w:rPr>
+                <w:rFonts w:ascii="宋体" w:hAnsi="宋体" w:eastAsia="宋体"/>
+                <w:b w:val="0"/>
+                <w:sz w:val="24"/>
+              </w:rPr>
+              <w:t>{{ importance_line }}</w:t>
+            </w:r>
+          </w:p>
+        </w:tc>
+      </w:tr>
+      <w:tr>
+        <w:tc>
+          <w:tcPr>
+            <w:tcW w:type="dxa" w:w="1474"/>
+            <w:vAlign w:val="center"/>
+          </w:tcPr>
+          <w:p>
+            <w:pPr>
+              <w:jc w:val="center"/>
+            </w:pPr>
+            <w:r>
+              <w:rPr>
+                <w:rFonts w:ascii="宋体" w:hAnsi="宋体" w:eastAsia="宋体"/>
+                <w:b/>
+                <w:sz w:val="24"/>
+              </w:rPr>
+              <w:t>会议议题</w:t>
+            </w:r>
+          </w:p>
+        </w:tc>
+        <w:tc>
+          <w:tcPr>
+            <w:tcW w:type="dxa" w:w="7824"/>
+            <w:gridSpan w:val="3"/>
+            <w:vAlign w:val="top"/>
+          </w:tcPr>
+          <w:p>
+            <w:r>
+              <w:rPr>
+                <w:rFonts w:ascii="宋体" w:hAnsi="宋体" w:eastAsia="宋体"/>
+                <w:b/>
+                <w:sz w:val="24"/>
+              </w:rPr>
+              <w:t>会议主要内容：</w:t>
+            </w:r>
+          </w:p>
+          <w:p>
+            <w:r>
+              <w:t>{%p if degraded %}</w:t>
+            </w:r>
+          </w:p>
+          <w:p>
+            <w:r>
+              <w:rPr>
+                <w:rFonts w:ascii="宋体" w:hAnsi="宋体" w:eastAsia="宋体"/>
+                <w:b w:val="0"/>
+                <w:sz w:val="24"/>
+              </w:rPr>
+              <w:t>{{ plain_text }}</w:t>
+            </w:r>
+          </w:p>
+          <w:p>
+            <w:r>
+              <w:t>{%p endif %}</w:t>
+            </w:r>
+          </w:p>
+          <w:p>
+            <w:r>
+              <w:t>{%p if not degraded %}</w:t>
+            </w:r>
+          </w:p>
+          <w:p>
+            <w:r>
+              <w:t>{%p for t in topics %}</w:t>
+            </w:r>
+          </w:p>
+          <w:p>
+            <w:r>
+              <w:rPr>
+                <w:rFonts w:ascii="宋体" w:hAnsi="宋体" w:eastAsia="宋体"/>
+                <w:b/>
+                <w:sz w:val="24"/>
+              </w:rPr>
+              <w:t>{{ t.num }}、{{ t.title }}{{ t.owner_suffix }}</w:t>
+            </w:r>
+          </w:p>
+          <w:p>
+            <w:r>
+              <w:t>{%p for it in t.entries %}</w:t>
+            </w:r>
+          </w:p>
+          <w:p>
+            <w:r>
+              <w:rPr>
+                <w:rFonts w:ascii="宋体" w:hAnsi="宋体" w:eastAsia="宋体"/>
+                <w:b w:val="0"/>
+                <w:sz w:val="24"/>
+              </w:rPr>
+              <w:t>{{ loop.index }}. {{ it }}</w:t>
+            </w:r>
+          </w:p>
+          <w:p>
+            <w:r>
+              <w:t>{%p endfor %}</w:t>
+            </w:r>
+          </w:p>
+          <w:p>
+            <w:r>
+              <w:t>{%p endfor %}</w:t>
+            </w:r>
+          </w:p>
+          <w:p>
+            <w:r>
+              <w:t>{%p endif %}</w:t>
+            </w:r>
+          </w:p>
+        </w:tc>
+      </w:tr>
+      <w:tr>
+        <w:tc>
+          <w:tcPr>
+            <w:tcW w:type="dxa" w:w="1474"/>
+            <w:vAlign w:val="center"/>
+          </w:tcPr>
+          <w:p>
+            <w:pPr>
+              <w:jc w:val="center"/>
+            </w:pPr>
+            <w:r>
+              <w:rPr>
+                <w:rFonts w:ascii="宋体" w:hAnsi="宋体" w:eastAsia="宋体"/>
+                <w:b/>
+                <w:sz w:val="24"/>
+              </w:rPr>
+              <w:t>参会人员</w:t>
+              <w:br/>
+              <w:t>签字</w:t>
+            </w:r>
+          </w:p>
+        </w:tc>
+        <w:tc>
+          <w:tcPr>
+            <w:tcW w:type="dxa" w:w="7824"/>
+            <w:gridSpan w:val="3"/>
+            <w:vAlign w:val="center"/>
+          </w:tcPr>
+          <w:p>
+            <w:r>
+              <w:rPr>
+                <w:rFonts w:ascii="宋体" w:hAnsi="宋体" w:eastAsia="宋体"/>
+                <w:b w:val="0"/>
+                <w:sz w:val="24"/>
+              </w:rPr>
+            </w:r>
+          </w:p>
+        </w:tc>
+      </w:tr>
+      <w:tr>
+        <w:tc>
+          <w:tcPr>
+            <w:tcW w:type="dxa" w:w="1474"/>
+            <w:vAlign w:val="center"/>
+          </w:tcPr>
+          <w:p>
+            <w:pPr>
+              <w:jc w:val="center"/>
+            </w:pPr>
+            <w:r>
+              <w:rPr>
+                <w:rFonts w:ascii="宋体" w:hAnsi="宋体" w:eastAsia="宋体"/>
+                <w:b/>
+                <w:sz w:val="24"/>
+              </w:rPr>
+              <w:t>备注</w:t>
+            </w:r>
+          </w:p>
+        </w:tc>
+        <w:tc>
+          <w:tcPr>
+            <w:tcW w:type="dxa" w:w="7824"/>
+            <w:gridSpan w:val="3"/>
+            <w:vAlign w:val="center"/>
+          </w:tcPr>
+          <w:p>
+            <w:r>
+              <w:rPr>
+                <w:rFonts w:ascii="宋体" w:hAnsi="宋体" w:eastAsia="宋体"/>
+                <w:b w:val="0"/>
+                <w:sz w:val="24"/>
+              </w:rPr>
+            </w:r>
+          </w:p>
         </w:tc>
       </w:tr>
     </w:tbl>
-    <w:p>
-      <w:r>
-        <w:t>{%p endif %}</w:t>
-      </w:r>
-    </w:p>
     <w:sectPr>
       <w:pgSz w:w="12240" w:h="15840"/>
       <w:pgMar w:top="1440" w:right="1800" w:bottom="1440" w:left="1800" w:header="720" w:footer="720" w:gutter="0"/>
